--- a/AUDIT_PACK_2026-10-18/2_Research_Notes/HANDOFF.docx
+++ b/AUDIT_PACK_2026-10-18/2_Research_Notes/HANDOFF.docx
@@ -614,7 +614,7 @@
           <w:bCs/>
           <w:b/>
         </w:rPr>
-        <w:t xml:space="preserve">Works:</w:t>
+        <w:t xml:space="preserve">Strong and repeated, not yet pre-registered as the main measure:</w:t>
       </w:r>
       <w:r>
         <w:t xml:space="preserve"> </w:t>
@@ -630,7 +630,7 @@
           <w:bCs/>
           <w:b/>
         </w:rPr>
-        <w:t xml:space="preserve">69% vs about 50%</w:t>
+        <w:t xml:space="preserve">69 vs 50 right per 100</w:t>
       </w:r>
       <w:r>
         <w:t xml:space="preserve"> </w:t>
@@ -714,7 +714,23 @@
         <w:t xml:space="preserve">6 more right per 100</w:t>
       </w:r>
       <w:r>
-        <w:t xml:space="preserve">. Confirmed once (experiment 11); still small.</w:t>
+        <w:t xml:space="preserve">.</w:t>
+      </w:r>
+      <w:r>
+        <w:t xml:space="preserve"> </w:t>
+      </w:r>
+      <w:r>
+        <w:rPr>
+          <w:bCs/>
+          <w:b/>
+        </w:rPr>
+        <w:t xml:space="preserve">Supported once</w:t>
+      </w:r>
+      <w:r>
+        <w:t xml:space="preserve"> </w:t>
+      </w:r>
+      <w:r>
+        <w:t xml:space="preserve">(experiment 11), in a re-run after two fixes. Still small and shaky: the carry model gave no answer (an exact tie) on about 65 of 100 pairs, and when it did answer it was right 81 times and wrong 25.</w:t>
       </w:r>
     </w:p>
     <w:p>
@@ -765,13 +781,13 @@
           <w:bCs/>
           <w:b/>
         </w:rPr>
-        <w:t xml:space="preserve">Running at handoff:</w:t>
-      </w:r>
-      <w:r>
-        <w:t xml:space="preserve"> </w:t>
-      </w:r>
-      <w:r>
-        <w:t xml:space="preserve">the Aesop test (do stories teach lessons that transfer to a culture never seen?). Status is below.</w:t>
+        <w:t xml:space="preserve">Aesop test (stories vs rules, transfer to a new culture):</w:t>
+      </w:r>
+      <w:r>
+        <w:t xml:space="preserve"> </w:t>
+      </w:r>
+      <w:r>
+        <w:t xml:space="preserve">not confirmed. No training set beat chance.</w:t>
       </w:r>
     </w:p>
     <w:bookmarkEnd w:id="21"/>
@@ -832,13 +848,13 @@
       </w:r>
     </w:p>
     <w:bookmarkEnd w:id="22"/>
-    <w:bookmarkStart w:id="23" w:name="X2ed008a986ecee37b9da13a837255ac6991384d"/>
+    <w:bookmarkStart w:id="23" w:name="Xedfef658c606ccdc0cb54492cb1dfe965346660"/>
     <w:p>
       <w:pPr>
         <w:pStyle w:val="Heading2"/>
       </w:pPr>
       <w:r>
-        <w:t xml:space="preserve">What has been found (experiments 1–11; 9 still running; details in README.md)</w:t>
+        <w:t xml:space="preserve">What has been found (experiments 1–11; details in README.md)</w:t>
       </w:r>
     </w:p>
     <w:tbl>
@@ -1375,7 +1391,13 @@
                 <w:bCs/>
                 <w:b/>
               </w:rPr>
-              <w:t xml:space="preserve">Running</w:t>
+              <w:t xml:space="preserve">Not confirmed.</w:t>
+            </w:r>
+            <w:r>
+              <w:t xml:space="preserve"> </w:t>
+            </w:r>
+            <w:r>
+              <w:t xml:space="preserve">No set beat chance (folk tales 52.3%, novels 54.1%, shuffled 53.1%). Hint only: story-based models about 60% on no-word-clue pairs vs 54% for novels, the same for shuffled stories</w:t>
             </w:r>
           </w:p>
         </w:tc>
@@ -1413,6 +1435,28 @@
               <w:jc w:val="left"/>
             </w:pPr>
             <w:r>
+              <w:t xml:space="preserve">Pre-registered at 02:17,</w:t>
+            </w:r>
+            <w:r>
+              <w:t xml:space="preserve"> </w:t>
+            </w:r>
+            <w:r>
+              <w:rPr>
+                <w:iCs/>
+                <w:i/>
+              </w:rPr>
+              <w:t xml:space="preserve">after</w:t>
+            </w:r>
+            <w:r>
+              <w:t xml:space="preserve"> </w:t>
+            </w:r>
+            <w:r>
+              <w:t xml:space="preserve">7 of 9 experiment-8 models had shown judging was strong, so choosing judging as the main measure came after that peek.</w:t>
+            </w:r>
+            <w:r>
+              <w:t xml:space="preserve"> </w:t>
+            </w:r>
+            <w:r>
               <w:rPr>
                 <w:bCs/>
                 <w:b/>
@@ -1475,13 +1519,13 @@
                 <w:bCs/>
                 <w:b/>
               </w:rPr>
-              <w:t xml:space="preserve">CONFIRMED for everyday acts:</w:t>
+              <w:t xml:space="preserve">Supported once for everyday acts</w:t>
             </w:r>
             <w:r>
               <w:t xml:space="preserve"> </w:t>
             </w:r>
             <w:r>
-              <w:t xml:space="preserve">the shifting word beat the plain label in all 3 runs, about 59% vs 53% (p = 0.004). When the story states the verdict outright, the label won</w:t>
+              <w:t xml:space="preserve">(a re-run after two fixes): the shifting word beat the plain label in all 3 runs, about 59% vs 53% (p = 0.004). Most pairs were ties. When the story states the verdict outright, the label won</w:t>
             </w:r>
           </w:p>
         </w:tc>
@@ -1510,7 +1554,7 @@
           <w:bCs/>
           <w:b/>
         </w:rPr>
-        <w:t xml:space="preserve">Experiment 9, the Aesop transfer test</w:t>
+        <w:t xml:space="preserve">Experiment 9, the Aesop transfer test: DONE, not confirmed</w:t>
       </w:r>
       <w:r>
         <w:t xml:space="preserve"> </w:t>
@@ -1525,23 +1569,37 @@
         <w:t xml:space="preserve">aesop_test.py</w:t>
       </w:r>
       <w:r>
-        <w:t xml:space="preserve">, version 3, after two checks for flaws before running).</w:t>
-      </w:r>
-      <w:r>
-        <w:t xml:space="preserve"> </w:t>
-      </w:r>
-      <w:r>
-        <w:rPr>
-          <w:bCs/>
-          <w:b/>
-        </w:rPr>
-        <w:t xml:space="preserve">RUNNING</w:t>
-      </w:r>
-      <w:r>
-        <w:t xml:space="preserve"> </w:t>
-      </w:r>
-      <w:r>
-        <w:t xml:space="preserve">since 03:40 UTC on 18 Oct.</w:t>
+        <w:t xml:space="preserve"> </w:t>
+      </w:r>
+      <w:r>
+        <w:t xml:space="preserve">v3; results in</w:t>
+      </w:r>
+      <w:r>
+        <w:t xml:space="preserve"> </w:t>
+      </w:r>
+      <w:r>
+        <w:rPr>
+          <w:rStyle w:val="VerbatimChar"/>
+        </w:rPr>
+        <w:t xml:space="preserve">results_aesop.json</w:t>
+      </w:r>
+      <w:r>
+        <w:t xml:space="preserve"> </w:t>
+      </w:r>
+      <w:r>
+        <w:t xml:space="preserve">and</w:t>
+      </w:r>
+      <w:r>
+        <w:t xml:space="preserve"> </w:t>
+      </w:r>
+      <w:r>
+        <w:rPr>
+          <w:rStyle w:val="VerbatimChar"/>
+        </w:rPr>
+        <w:t xml:space="preserve">results_aesop.txt</w:t>
+      </w:r>
+      <w:r>
+        <w:t xml:space="preserve">).</w:t>
       </w:r>
     </w:p>
     <w:p>
@@ -1557,13 +1615,13 @@
           <w:bCs/>
           <w:b/>
         </w:rPr>
-        <w:t xml:space="preserve">What it tests:</w:t>
-      </w:r>
-      <w:r>
-        <w:t xml:space="preserve"> </w:t>
-      </w:r>
-      <w:r>
-        <w:t xml:space="preserve">Aesop is never in training. The model must match each fable to its true moral over a swapped one.</w:t>
+        <w:t xml:space="preserve">Setup:</w:t>
+      </w:r>
+      <w:r>
+        <w:t xml:space="preserve"> </w:t>
+      </w:r>
+      <w:r>
+        <w:t xml:space="preserve">67 fables never seen in training; 1,131 same-format pairs; 284 no-word-clue pairs. Training sets of about 700k tokens; 4 runs each for stories, novels and shuffled stories.</w:t>
       </w:r>
     </w:p>
     <w:p>
@@ -1579,13 +1637,13 @@
           <w:bCs/>
           <w:b/>
         </w:rPr>
-        <w:t xml:space="preserve">Size:</w:t>
-      </w:r>
-      <w:r>
-        <w:t xml:space="preserve"> </w:t>
-      </w:r>
-      <w:r>
-        <w:t xml:space="preserve">67 fables (82 parsed; 8 excluded because versions appear in training; the rest lack a short final moral), giving 1,131 same-format pairs and 284 no-word-clue pairs.</w:t>
+        <w:t xml:space="preserve">P1 (each set beats chance):</w:t>
+      </w:r>
+      <w:r>
+        <w:t xml:space="preserve"> </w:t>
+      </w:r>
+      <w:r>
+        <w:t xml:space="preserve">NOT CONFIRMED for any set. Folk tales 52.3%, novels 54.1%, shuffled 53.1%, Bible 43.6%.</w:t>
       </w:r>
     </w:p>
     <w:p>
@@ -1601,73 +1659,29 @@
           <w:bCs/>
           <w:b/>
         </w:rPr>
-        <w:t xml:space="preserve">Training sets</w:t>
-      </w:r>
-      <w:r>
-        <w:t xml:space="preserve"> </w:t>
-      </w:r>
-      <w:r>
-        <w:t xml:space="preserve">(about 700k tokens each):</w:t>
-      </w:r>
-    </w:p>
-    <w:p>
-      <w:pPr>
-        <w:numPr>
-          <w:ilvl w:val="2"/>
-          <w:numId w:val="1005"/>
-        </w:numPr>
-        <w:pStyle w:val="Compact"/>
-      </w:pPr>
-      <w:r>
-        <w:t xml:space="preserve">folk tales: 9 collections from 8 cultures, no Aesop;</w:t>
-      </w:r>
-    </w:p>
-    <w:p>
-      <w:pPr>
-        <w:numPr>
-          <w:ilvl w:val="2"/>
-          <w:numId w:val="1005"/>
-        </w:numPr>
-        <w:pStyle w:val="Compact"/>
-      </w:pPr>
-      <w:r>
-        <w:t xml:space="preserve">the same tales with sentences shuffled inside each block of 10 paragraphs (control);</w:t>
-      </w:r>
-    </w:p>
-    <w:p>
-      <w:pPr>
-        <w:numPr>
-          <w:ilvl w:val="2"/>
-          <w:numId w:val="1005"/>
-        </w:numPr>
-        <w:pStyle w:val="Compact"/>
-      </w:pPr>
-      <w:r>
-        <w:t xml:space="preserve">novels by Austen, Chesterton and Melville (control);</w:t>
-      </w:r>
-    </w:p>
-    <w:p>
-      <w:pPr>
-        <w:numPr>
-          <w:ilvl w:val="2"/>
-          <w:numId w:val="1005"/>
-        </w:numPr>
-        <w:pStyle w:val="Compact"/>
-      </w:pPr>
-      <w:r>
-        <w:t xml:space="preserve">the Bible;</w:t>
-      </w:r>
-    </w:p>
-    <w:p>
-      <w:pPr>
-        <w:numPr>
-          <w:ilvl w:val="2"/>
-          <w:numId w:val="1005"/>
-        </w:numPr>
-        <w:pStyle w:val="Compact"/>
-      </w:pPr>
-      <w:r>
-        <w:t xml:space="preserve">plus rules vs Bible narrative at small size.</w:t>
+        <w:t xml:space="preserve">P2 (stories beat novels):</w:t>
+      </w:r>
+      <w:r>
+        <w:t xml:space="preserve"> </w:t>
+      </w:r>
+      <w:r>
+        <w:t xml:space="preserve">NOT CONFIRMED (1.8 points lower).</w:t>
+      </w:r>
+      <w:r>
+        <w:t xml:space="preserve"> </w:t>
+      </w:r>
+      <w:r>
+        <w:rPr>
+          <w:bCs/>
+          <w:b/>
+        </w:rPr>
+        <w:t xml:space="preserve">P2b (stories beat shuffled):</w:t>
+      </w:r>
+      <w:r>
+        <w:t xml:space="preserve"> </w:t>
+      </w:r>
+      <w:r>
+        <w:t xml:space="preserve">NOT CONFIRMED (0.7 lower).</w:t>
       </w:r>
     </w:p>
     <w:p>
@@ -1683,13 +1697,13 @@
           <w:bCs/>
           <w:b/>
         </w:rPr>
-        <w:t xml:space="preserve">Runs:</w:t>
-      </w:r>
-      <w:r>
-        <w:t xml:space="preserve"> </w:t>
-      </w:r>
-      <w:r>
-        <w:t xml:space="preserve">4 training runs each for stories, novels and the shuffled control; 16 models in all.</w:t>
+        <w:t xml:space="preserve">P3 (stories beat chance on no-clue pairs):</w:t>
+      </w:r>
+      <w:r>
+        <w:t xml:space="preserve"> </w:t>
+      </w:r>
+      <w:r>
+        <w:t xml:space="preserve">NOT CONFIRMED (60.2%, p = 0.065).</w:t>
       </w:r>
     </w:p>
     <w:p>
@@ -1705,103 +1719,13 @@
           <w:bCs/>
           <w:b/>
         </w:rPr>
-        <w:t xml:space="preserve">Time:</w:t>
-      </w:r>
-      <w:r>
-        <w:t xml:space="preserve"> </w:t>
-      </w:r>
-      <w:r>
-        <w:t xml:space="preserve">about 20–30 minutes per model, roughly 6–8 hours in total.</w:t>
-      </w:r>
-    </w:p>
-    <w:p>
-      <w:pPr>
-        <w:numPr>
-          <w:ilvl w:val="1"/>
-          <w:numId w:val="1004"/>
-        </w:numPr>
-        <w:pStyle w:val="Compact"/>
-      </w:pPr>
-      <w:r>
-        <w:rPr>
-          <w:bCs/>
-          <w:b/>
-        </w:rPr>
-        <w:t xml:space="preserve">Pass/fail rules</w:t>
-      </w:r>
-      <w:r>
-        <w:t xml:space="preserve"> </w:t>
-      </w:r>
-      <w:r>
-        <w:t xml:space="preserve">P1, P2, P2b and P3 are in the script’s docstring.</w:t>
-      </w:r>
-    </w:p>
-    <w:p>
-      <w:pPr>
-        <w:numPr>
-          <w:ilvl w:val="1"/>
-          <w:numId w:val="1004"/>
-        </w:numPr>
-        <w:pStyle w:val="Compact"/>
-      </w:pPr>
-      <w:r>
-        <w:rPr>
-          <w:bCs/>
-          <w:b/>
-        </w:rPr>
-        <w:t xml:space="preserve">Progress is saved:</w:t>
-      </w:r>
-      <w:r>
-        <w:t xml:space="preserve"> </w:t>
-      </w:r>
-      <w:r>
-        <w:t xml:space="preserve">each finished model’s scores go into</w:t>
-      </w:r>
-      <w:r>
-        <w:t xml:space="preserve"> </w:t>
-      </w:r>
-      <w:r>
-        <w:rPr>
-          <w:rStyle w:val="VerbatimChar"/>
-        </w:rPr>
-        <w:t xml:space="preserve">results_aesop.json</w:t>
-      </w:r>
-      <w:r>
-        <w:t xml:space="preserve"> </w:t>
-      </w:r>
-      <w:r>
-        <w:t xml:space="preserve">(committed). If that file is missing, no model had finished at handoff.</w:t>
-      </w:r>
-    </w:p>
-    <w:p>
-      <w:pPr>
-        <w:numPr>
-          <w:ilvl w:val="1"/>
-          <w:numId w:val="1004"/>
-        </w:numPr>
-        <w:pStyle w:val="Compact"/>
-      </w:pPr>
-      <w:r>
-        <w:rPr>
-          <w:bCs/>
-          <w:b/>
-        </w:rPr>
-        <w:t xml:space="preserve">Before restarting</w:t>
-      </w:r>
-      <w:r>
-        <w:t xml:space="preserve">, check that it isn’t already running:</w:t>
-      </w:r>
-      <w:r>
-        <w:t xml:space="preserve"> </w:t>
-      </w:r>
-      <w:r>
-        <w:rPr>
-          <w:rStyle w:val="VerbatimChar"/>
-        </w:rPr>
-        <w:t xml:space="preserve">pgrep -af aesop_test.py</w:t>
-      </w:r>
-      <w:r>
-        <w:t xml:space="preserve">. Two copies would both write the same file.</w:t>
+        <w:t xml:space="preserve">Hint only:</w:t>
+      </w:r>
+      <w:r>
+        <w:t xml:space="preserve"> </w:t>
+      </w:r>
+      <w:r>
+        <w:t xml:space="preserve">on no-clue pairs, story-based models scored about 59–60% vs 54% for novels. That points to story vocabulary and setting, not structure, because the shuffled stories matched it.</w:t>
       </w:r>
     </w:p>
     <w:p>
@@ -1824,7 +1748,7 @@
       <w:pPr>
         <w:numPr>
           <w:ilvl w:val="1"/>
-          <w:numId w:val="1006"/>
+          <w:numId w:val="1005"/>
         </w:numPr>
         <w:pStyle w:val="Compact"/>
       </w:pPr>
@@ -1833,20 +1757,20 @@
           <w:bCs/>
           <w:b/>
         </w:rPr>
-        <w:t xml:space="preserve">L2 CONFIRMED:</w:t>
-      </w:r>
-      <w:r>
-        <w:t xml:space="preserve"> </w:t>
-      </w:r>
-      <w:r>
-        <w:t xml:space="preserve">everyday act, shifting word 59, 56, 63 vs plain label 54.5, 51, 54 (43 pairs better, 21 worse, p = 0.004).</w:t>
+        <w:t xml:space="preserve">L2 supported once</w:t>
+      </w:r>
+      <w:r>
+        <w:t xml:space="preserve"> </w:t>
+      </w:r>
+      <w:r>
+        <w:t xml:space="preserve">(a re-run after two fixes): everyday act, shifting word 59, 56, 63 vs plain label 54.5, 51, 54 (43 pairs better, 21 worse, p = 0.004). About 65 of 100 pairs were ties; on the rest the shifting word was right 81 times and wrong 25.</w:t>
       </w:r>
     </w:p>
     <w:p>
       <w:pPr>
         <w:numPr>
           <w:ilvl w:val="1"/>
-          <w:numId w:val="1006"/>
+          <w:numId w:val="1005"/>
         </w:numPr>
         <w:pStyle w:val="Compact"/>
       </w:pPr>
@@ -1855,20 +1779,152 @@
           <w:bCs/>
           <w:b/>
         </w:rPr>
-        <w:t xml:space="preserve">L1 not confirmed:</w:t>
-      </w:r>
-      <w:r>
-        <w:t xml:space="preserve"> </w:t>
-      </w:r>
-      <w:r>
-        <w:t xml:space="preserve">with an explicit verdict phrase, the label won (73, 51, 97). The shifting word often misjudges the verdict sentence itself.</w:t>
+        <w:t xml:space="preserve">Why</w:t>
+      </w:r>
+      <w:r>
+        <w:rPr>
+          <w:bCs/>
+          <w:b/>
+        </w:rPr>
+        <w:t xml:space="preserve"> </w:t>
+      </w:r>
+      <w:r>
+        <w:rPr>
+          <w:bCs/>
+          <w:b/>
+        </w:rPr>
+        <w:t xml:space="preserve">“</w:t>
+      </w:r>
+      <w:r>
+        <w:rPr>
+          <w:bCs/>
+          <w:b/>
+        </w:rPr>
+        <w:t xml:space="preserve">supported once</w:t>
+      </w:r>
+      <w:r>
+        <w:rPr>
+          <w:bCs/>
+          <w:b/>
+        </w:rPr>
+        <w:t xml:space="preserve">”</w:t>
+      </w:r>
+      <w:r>
+        <w:rPr>
+          <w:bCs/>
+          <w:b/>
+        </w:rPr>
+        <w:t xml:space="preserve">, not</w:t>
+      </w:r>
+      <w:r>
+        <w:rPr>
+          <w:bCs/>
+          <w:b/>
+        </w:rPr>
+        <w:t xml:space="preserve"> </w:t>
+      </w:r>
+      <w:r>
+        <w:rPr>
+          <w:bCs/>
+          <w:b/>
+        </w:rPr>
+        <w:t xml:space="preserve">“</w:t>
+      </w:r>
+      <w:r>
+        <w:rPr>
+          <w:bCs/>
+          <w:b/>
+        </w:rPr>
+        <w:t xml:space="preserve">confirmed</w:t>
+      </w:r>
+      <w:r>
+        <w:rPr>
+          <w:bCs/>
+          <w:b/>
+        </w:rPr>
+        <w:t xml:space="preserve">”</w:t>
+      </w:r>
+      <w:r>
+        <w:rPr>
+          <w:bCs/>
+          <w:b/>
+        </w:rPr>
+        <w:t xml:space="preserve">:</w:t>
+      </w:r>
+      <w:r>
+        <w:t xml:space="preserve"> </w:t>
+      </w:r>
+      <w:r>
+        <w:t xml:space="preserve">the pass/fail rules were saved at 03:44 UTC. The test was then changed twice after the first models were scored: 03:45 (ties counted as 0.5) and 03:51 (first marker pushed out of view). So the result is a</w:t>
+      </w:r>
+      <w:r>
+        <w:t xml:space="preserve"> </w:t>
+      </w:r>
+      <w:r>
+        <w:rPr>
+          <w:bCs/>
+          <w:b/>
+        </w:rPr>
+        <w:t xml:space="preserve">re-run after a fix</w:t>
+      </w:r>
+      <w:r>
+        <w:t xml:space="preserve">. The test also reused the same 100 story acts as experiments 8 and 10. The two flawed first-run results are kept in</w:t>
+      </w:r>
+      <w:r>
+        <w:t xml:space="preserve"> </w:t>
+      </w:r>
+      <w:r>
+        <w:rPr>
+          <w:rStyle w:val="VerbatimChar"/>
+        </w:rPr>
+        <w:t xml:space="preserve">results_long_story_v1_flawed_run1.json</w:t>
+      </w:r>
+      <w:r>
+        <w:t xml:space="preserve"> </w:t>
+      </w:r>
+      <w:r>
+        <w:t xml:space="preserve">and</w:t>
+      </w:r>
+      <w:r>
+        <w:t xml:space="preserve"> </w:t>
+      </w:r>
+      <w:r>
+        <w:rPr>
+          <w:rStyle w:val="VerbatimChar"/>
+        </w:rPr>
+        <w:t xml:space="preserve">results_long_story_v1_flawed_run2.json</w:t>
+      </w:r>
+      <w:r>
+        <w:t xml:space="preserve">.</w:t>
       </w:r>
     </w:p>
     <w:p>
       <w:pPr>
         <w:numPr>
           <w:ilvl w:val="1"/>
-          <w:numId w:val="1006"/>
+          <w:numId w:val="1005"/>
+        </w:numPr>
+        <w:pStyle w:val="Compact"/>
+      </w:pPr>
+      <w:r>
+        <w:rPr>
+          <w:bCs/>
+          <w:b/>
+        </w:rPr>
+        <w:t xml:space="preserve">L1 not confirmed:</w:t>
+      </w:r>
+      <w:r>
+        <w:t xml:space="preserve"> </w:t>
+      </w:r>
+      <w:r>
+        <w:t xml:space="preserve">with an explicit verdict phrase, the label won (73, 51, 97). The shifting word often misjudges the verdict sentence itself.</w:t>
+      </w:r>
+    </w:p>
+    <w:p>
+      <w:pPr>
+        <w:numPr>
+          <w:ilvl w:val="1"/>
+          <w:numId w:val="1005"/>
         </w:numPr>
         <w:pStyle w:val="Compact"/>
       </w:pPr>
@@ -2962,7 +3018,7 @@
       <w:pPr>
         <w:numPr>
           <w:ilvl w:val="0"/>
-          <w:numId w:val="1007"/>
+          <w:numId w:val="1006"/>
         </w:numPr>
         <w:pStyle w:val="Compact"/>
       </w:pPr>
@@ -3038,7 +3094,7 @@
       <w:pPr>
         <w:numPr>
           <w:ilvl w:val="0"/>
-          <w:numId w:val="1007"/>
+          <w:numId w:val="1006"/>
         </w:numPr>
         <w:pStyle w:val="Compact"/>
       </w:pPr>
@@ -3132,7 +3188,7 @@
       <w:pPr>
         <w:numPr>
           <w:ilvl w:val="0"/>
-          <w:numId w:val="1007"/>
+          <w:numId w:val="1006"/>
         </w:numPr>
         <w:pStyle w:val="Compact"/>
       </w:pPr>
@@ -3344,13 +3400,13 @@
                 <w:bCs/>
                 <w:b/>
               </w:rPr>
-              <w:t xml:space="preserve">For, in long stories</w:t>
+              <w:t xml:space="preserve">Supported once, in long stories</w:t>
             </w:r>
             <w:r>
               <w:t xml:space="preserve"> </w:t>
             </w:r>
             <w:r>
-              <w:t xml:space="preserve">(experiment 11, L2, +6 points); a tie in short ones</w:t>
+              <w:t xml:space="preserve">(experiment 11, +6 per 100, a re-run after fixes, shaky: about 65 ties per 100); a tie in short ones</w:t>
             </w:r>
           </w:p>
         </w:tc>
@@ -3894,9 +3950,6 @@
     <w:abstractNumId w:val="991"/>
   </w:num>
   <w:num w:numId="1006">
-    <w:abstractNumId w:val="991"/>
-  </w:num>
-  <w:num w:numId="1007">
     <w:abstractNumId w:val="991"/>
   </w:num>
 </w:numbering>
